--- a/tillsyn/A 74202-2021 tillsynsbegäran.docx
+++ b/tillsyn/A 74202-2021 tillsynsbegäran.docx
@@ -306,7 +306,7 @@
     <w:r>
       <w:tab/>
       <w:tab/>
-      <w:t>2026-06-18</w:t>
+      <w:t>2026-06-19</w:t>
       <w:br/>
       <w:br/>
     </w:r>

--- a/tillsyn/A 74202-2021 tillsynsbegäran.docx
+++ b/tillsyn/A 74202-2021 tillsynsbegäran.docx
@@ -306,7 +306,7 @@
     <w:r>
       <w:tab/>
       <w:tab/>
-      <w:t>2026-06-19</w:t>
+      <w:t>2026-06-20</w:t>
       <w:br/>
       <w:br/>
     </w:r>

--- a/tillsyn/A 74202-2021 tillsynsbegäran.docx
+++ b/tillsyn/A 74202-2021 tillsynsbegäran.docx
@@ -12,10 +12,7 @@
     </w:p>
     <w:p>
       <w:r>
-        <w:t>Detta dokument behandlar höga naturvärden i avverkningsanmälan A 74202-2021 i Kinda kommun som inkom 2021-12-28 och omfattar 0,8 ha.</w:t>
-      </w:r>
-      <w:r>
-        <w:t xml:space="preserve"> I Figur 1 visas fyndplatser för naturvårdsarter i området, som finns registrerade på Artportalen.</w:t>
+        <w:t>Denna tillsynsbegäran behandlar höga naturvärden i avverkningsanmälan A 74202-2021 i Kinda kommun som inkom 2021-12-28 och omfattar 0,8 ha.</w:t>
       </w:r>
     </w:p>
     <w:p>
@@ -63,7 +60,20 @@
         <w:spacing w:after="240"/>
       </w:pPr>
       <w:r>
-        <w:t>Figur 1. Fyndplatser för naturvårdsarter inom 19 meter från avverkningsanmälan (röd linje). Inom parentes anges rödlistekategorier, S för signalarter, Tför typiska arter och fridlysningsparagrafer i artskyddsförordningen.Markörer utan svart kant är placerade på fyndplatsen. Markörer med svart kant är placerade vid sidan av fyndplatsen och har ett svart streck som visar fyndplatsens exakta position. Kartans mittpunktskoordinat är N 6429344, E 526160 i SWEREF 99 TM.</w:t>
+        <w:t>Figur 1. Fyndplatser för naturvårdsarter inom 19 meter från avverkningsanmälan. Markörer utan svart kant är placerade på fyndplatsen. Markörer med svart kant är placerade vid sidan av fyndplatsen har ett svart streck som visar fyndplatsens exakta position. Kartans mittpunktskoordinat är N 6429344, E 526160 i SWEREF 99 TM.</w:t>
+      </w:r>
+    </w:p>
+    <w:p>
+      <w:r>
+        <w:t>Inom 19 meter från avverkningsanmälan finns fynd av 6 naturvårdsarter, varav 3 är rödlistade, 1 är fridlyst och 3 är signalarter (S): läderbagge (VU, §4a), kardinalrödrock (NT), Xyletinus longitarsis (NT), aspvedborre (S), aspvedgnagare (S) och noshornsoxe (S). Se Figur 1.</w:t>
+      </w:r>
+    </w:p>
+    <w:p>
+      <w:pPr>
+        <w:pStyle w:val="Heading1"/>
+      </w:pPr>
+      <w:r>
+        <w:t>Tillsynsbegäran</w:t>
       </w:r>
     </w:p>
     <w:p>
@@ -77,39 +87,16 @@
       </w:r>
     </w:p>
     <w:p>
-      <w:r>
-        <w:t>Nedan beskrivs fynd av naturvårdsarter och fridlysta arter som gjorts i det avverkningsanmälda området.</w:t>
-      </w:r>
-    </w:p>
-    <w:p>
       <w:pPr>
         <w:pStyle w:val="Heading1"/>
       </w:pPr>
       <w:r>
-        <w:t>Naturvårdsarter</w:t>
+        <w:t>Naturvårdsarter och fridlysta arter</w:t>
       </w:r>
     </w:p>
     <w:p>
       <w:r>
-        <w:t>Inom 19 meter från avverkningsanmälan har följande 6 naturvårdsarter hittats: läderbagge (VU, §4a), kardinalrödrock (NT), Xyletinus longitarsis (NT), aspvedborre (S), aspvedgnagare (S) och noshornsoxe (S). Av dessa är 3 rödlistade. För rödlistade arter har rödlistekategorin angivits inom parentes. Arter som är signalarter enligt Skogsstyrelsen har markerats med (S). För fridlysta arter anges även paragrafen i Artskyddsförordningen som arten är fridlyst enligt.</w:t>
-      </w:r>
-    </w:p>
-    <w:p>
-      <w:r>
-        <w:t>De påträffade naturvårdsarterna är ett tydligt kvitto på att det rör sig om en skog med höga naturvärden.</w:t>
-      </w:r>
-    </w:p>
-    <w:p>
-      <w:pPr>
-        <w:pStyle w:val="Heading2"/>
-      </w:pPr>
-      <w:r>
-        <w:t>Fridlysta arter</w:t>
-      </w:r>
-    </w:p>
-    <w:p>
-      <w:r>
-        <w:t>Följande fridlysta arter har sina livsmiljöer och växtplatser i den avverkningsanmälda skogen: läderbagge (VU, §4a).</w:t>
+        <w:t>Nedan följer beskrivningar av de naturvårdsarter och fridlysta arter som har sina livsmiljöer och växtplatser i den avverkningsanmälda skogen. De påträffade naturvårdsarterna är ett tydligt kvitto på att det rör sig om en skog med höga naturvärden.</w:t>
       </w:r>
     </w:p>
     <w:p>
@@ -121,32 +108,6 @@
       </w:r>
       <w:r>
         <w:t xml:space="preserve"> är strikt skyddad enligt EU:s art- och habitatdirektiv vilket innebär att hela dess livsmiljö med ekar i alla åldrar behöver bevaras för artens långsiktiga överlevnad i landskapet. Läderbaggens larvutveckling sker i trädhåligheter med mulm i grova ihåliga lövträd, där larven lever av den omgivande, fastare döda veden. I Sverige främst i ek, men även i ask, bok, lind, klibbal, hästkastanj, alm, apel och asp. Läderbaggen påverkar livsmiljön för andra arter genom att utvidga håligheter, öka mängden mulm och höja kvävehalten i mulmen. I stamhåligheter med läderbagge förekommer ofta en rad andra rödlistade arter. Läderbagge är globalt rödlistad som nära hotad (NT) vilket innebär att Sverige har ett internationellt ansvar för arten (IUCN, 2025; SLU Artdatabanken, 2021; Nilsson m.fl. 2002).</w:t>
-      </w:r>
-    </w:p>
-    <w:p>
-      <w:pPr>
-        <w:pStyle w:val="Heading2"/>
-      </w:pPr>
-      <w:r>
-        <w:t>Övriga naturvårdsarter</w:t>
-      </w:r>
-    </w:p>
-    <w:p>
-      <w:r>
-        <w:rPr>
-          <w:b/>
-        </w:rPr>
-        <w:t>Aspvedborre</w:t>
-      </w:r>
-      <w:r>
-        <w:rPr>
-          <w:b/>
-          <w:i/>
-        </w:rPr>
-        <w:t xml:space="preserve"> </w:t>
-      </w:r>
-      <w:r>
-        <w:t>är anpassad att leva på döende gamla aspar med nedsatt vitalitet eller som är skadade efter stormfällningar och stambrott, ofta i halvskuggiga lägen. Arten påverkas negativt av brist på grova eller gamla träd och det föreligger indikation på eller misstanke om populationsminskning (SLU Artdatabanken, 2025).</w:t>
       </w:r>
     </w:p>
     <w:p>
@@ -176,6 +137,24 @@
       </w:r>
       <w:r>
         <w:t>är en skalbagge vars larvutveckling sker i torr, vitrötad, ganska seg ved av ek. Oftast i grova, stående eller liggande stammar men även i döda grenar, sekundärt i gamla stängselstolpar av ek. Arten påverkas negativt av brist på död ved och en minskning av populationen pågår eller förväntas ske. Minskningen avser kvalitén på artens habitat (SLU Artdatabanken, 2025).</w:t>
+      </w:r>
+    </w:p>
+    <w:p>
+      <w:r>
+        <w:rPr>
+          <w:b/>
+        </w:rPr>
+        <w:t>Aspvedborre</w:t>
+      </w:r>
+      <w:r>
+        <w:rPr>
+          <w:b/>
+          <w:i/>
+        </w:rPr>
+        <w:t xml:space="preserve"> </w:t>
+      </w:r>
+      <w:r>
+        <w:t>är anpassad att leva på döende gamla aspar med nedsatt vitalitet eller som är skadade efter stormfällningar och stambrott, ofta i halvskuggiga lägen. Arten påverkas negativt av brist på grova eller gamla träd och det föreligger indikation på eller misstanke om populationsminskning (SLU Artdatabanken, 2025).</w:t>
       </w:r>
     </w:p>
     <w:sectPr>
@@ -306,7 +285,7 @@
     <w:r>
       <w:tab/>
       <w:tab/>
-      <w:t>2026-06-20</w:t>
+      <w:t>2026-06-21</w:t>
       <w:br/>
       <w:br/>
     </w:r>

--- a/tillsyn/A 74202-2021 tillsynsbegäran.docx
+++ b/tillsyn/A 74202-2021 tillsynsbegäran.docx
@@ -285,7 +285,7 @@
     <w:r>
       <w:tab/>
       <w:tab/>
-      <w:t>2026-06-21</w:t>
+      <w:t>2026-06-22</w:t>
       <w:br/>
       <w:br/>
     </w:r>

--- a/tillsyn/A 74202-2021 tillsynsbegäran.docx
+++ b/tillsyn/A 74202-2021 tillsynsbegäran.docx
@@ -285,7 +285,7 @@
     <w:r>
       <w:tab/>
       <w:tab/>
-      <w:t>2026-06-22</w:t>
+      <w:t>2026-06-23</w:t>
       <w:br/>
       <w:br/>
     </w:r>

--- a/tillsyn/A 74202-2021 tillsynsbegäran.docx
+++ b/tillsyn/A 74202-2021 tillsynsbegäran.docx
@@ -285,7 +285,7 @@
     <w:r>
       <w:tab/>
       <w:tab/>
-      <w:t>2026-06-23</w:t>
+      <w:t>2026-06-24</w:t>
       <w:br/>
       <w:br/>
     </w:r>

--- a/tillsyn/A 74202-2021 tillsynsbegäran.docx
+++ b/tillsyn/A 74202-2021 tillsynsbegäran.docx
@@ -285,7 +285,7 @@
     <w:r>
       <w:tab/>
       <w:tab/>
-      <w:t>2026-06-24</w:t>
+      <w:t>2026-06-25</w:t>
       <w:br/>
       <w:br/>
     </w:r>

--- a/tillsyn/A 74202-2021 tillsynsbegäran.docx
+++ b/tillsyn/A 74202-2021 tillsynsbegäran.docx
@@ -285,7 +285,7 @@
     <w:r>
       <w:tab/>
       <w:tab/>
-      <w:t>2026-06-25</w:t>
+      <w:t>2026-06-26</w:t>
       <w:br/>
       <w:br/>
     </w:r>

--- a/tillsyn/A 74202-2021 tillsynsbegäran.docx
+++ b/tillsyn/A 74202-2021 tillsynsbegäran.docx
@@ -285,7 +285,7 @@
     <w:r>
       <w:tab/>
       <w:tab/>
-      <w:t>2026-06-26</w:t>
+      <w:t>2026-06-27</w:t>
       <w:br/>
       <w:br/>
     </w:r>

--- a/tillsyn/A 74202-2021 tillsynsbegäran.docx
+++ b/tillsyn/A 74202-2021 tillsynsbegäran.docx
@@ -285,7 +285,7 @@
     <w:r>
       <w:tab/>
       <w:tab/>
-      <w:t>2026-06-27</w:t>
+      <w:t>2026-06-28</w:t>
       <w:br/>
       <w:br/>
     </w:r>

--- a/tillsyn/A 74202-2021 tillsynsbegäran.docx
+++ b/tillsyn/A 74202-2021 tillsynsbegäran.docx
@@ -285,7 +285,7 @@
     <w:r>
       <w:tab/>
       <w:tab/>
-      <w:t>2026-06-28</w:t>
+      <w:t>2026-06-29</w:t>
       <w:br/>
       <w:br/>
     </w:r>

--- a/tillsyn/A 74202-2021 tillsynsbegäran.docx
+++ b/tillsyn/A 74202-2021 tillsynsbegäran.docx
@@ -285,7 +285,7 @@
     <w:r>
       <w:tab/>
       <w:tab/>
-      <w:t>2026-06-29</w:t>
+      <w:t>2026-06-30</w:t>
       <w:br/>
       <w:br/>
     </w:r>

--- a/tillsyn/A 74202-2021 tillsynsbegäran.docx
+++ b/tillsyn/A 74202-2021 tillsynsbegäran.docx
@@ -285,7 +285,7 @@
     <w:r>
       <w:tab/>
       <w:tab/>
-      <w:t>2026-06-30</w:t>
+      <w:t>2026-07-01</w:t>
       <w:br/>
       <w:br/>
     </w:r>

--- a/tillsyn/A 74202-2021 tillsynsbegäran.docx
+++ b/tillsyn/A 74202-2021 tillsynsbegäran.docx
@@ -285,7 +285,7 @@
     <w:r>
       <w:tab/>
       <w:tab/>
-      <w:t>2026-07-01</w:t>
+      <w:t>2026-07-02</w:t>
       <w:br/>
       <w:br/>
     </w:r>

--- a/tillsyn/A 74202-2021 tillsynsbegäran.docx
+++ b/tillsyn/A 74202-2021 tillsynsbegäran.docx
@@ -285,7 +285,7 @@
     <w:r>
       <w:tab/>
       <w:tab/>
-      <w:t>2026-07-13</w:t>
+      <w:t>2026-07-14</w:t>
       <w:br/>
       <w:br/>
     </w:r>

--- a/tillsyn/A 74202-2021 tillsynsbegäran.docx
+++ b/tillsyn/A 74202-2021 tillsynsbegäran.docx
@@ -285,7 +285,7 @@
     <w:r>
       <w:tab/>
       <w:tab/>
-      <w:t>2026-07-14</w:t>
+      <w:t>2026-07-15</w:t>
       <w:br/>
       <w:br/>
     </w:r>

--- a/tillsyn/A 74202-2021 tillsynsbegäran.docx
+++ b/tillsyn/A 74202-2021 tillsynsbegäran.docx
@@ -285,7 +285,7 @@
     <w:r>
       <w:tab/>
       <w:tab/>
-      <w:t>2026-07-15</w:t>
+      <w:t>2026-07-16</w:t>
       <w:br/>
       <w:br/>
     </w:r>

--- a/tillsyn/A 74202-2021 tillsynsbegäran.docx
+++ b/tillsyn/A 74202-2021 tillsynsbegäran.docx
@@ -285,7 +285,7 @@
     <w:r>
       <w:tab/>
       <w:tab/>
-      <w:t>2026-07-16</w:t>
+      <w:t>2026-07-17</w:t>
       <w:br/>
       <w:br/>
     </w:r>

--- a/tillsyn/A 74202-2021 tillsynsbegäran.docx
+++ b/tillsyn/A 74202-2021 tillsynsbegäran.docx
@@ -285,7 +285,7 @@
     <w:r>
       <w:tab/>
       <w:tab/>
-      <w:t>2026-07-17</w:t>
+      <w:t>2026-07-18</w:t>
       <w:br/>
       <w:br/>
     </w:r>

--- a/tillsyn/A 74202-2021 tillsynsbegäran.docx
+++ b/tillsyn/A 74202-2021 tillsynsbegäran.docx
@@ -285,7 +285,7 @@
     <w:r>
       <w:tab/>
       <w:tab/>
-      <w:t>2026-07-18</w:t>
+      <w:t>2026-07-19</w:t>
       <w:br/>
       <w:br/>
     </w:r>

--- a/tillsyn/A 74202-2021 tillsynsbegäran.docx
+++ b/tillsyn/A 74202-2021 tillsynsbegäran.docx
@@ -285,7 +285,7 @@
     <w:r>
       <w:tab/>
       <w:tab/>
-      <w:t>2026-07-19</w:t>
+      <w:t>2026-07-20</w:t>
       <w:br/>
       <w:br/>
     </w:r>

--- a/tillsyn/A 74202-2021 tillsynsbegäran.docx
+++ b/tillsyn/A 74202-2021 tillsynsbegäran.docx
@@ -285,7 +285,7 @@
     <w:r>
       <w:tab/>
       <w:tab/>
-      <w:t>2026-07-20</w:t>
+      <w:t>2026-07-21</w:t>
       <w:br/>
       <w:br/>
     </w:r>

--- a/tillsyn/A 74202-2021 tillsynsbegäran.docx
+++ b/tillsyn/A 74202-2021 tillsynsbegäran.docx
@@ -285,7 +285,7 @@
     <w:r>
       <w:tab/>
       <w:tab/>
-      <w:t>2026-07-21</w:t>
+      <w:t>2026-07-22</w:t>
       <w:br/>
       <w:br/>
     </w:r>

--- a/tillsyn/A 74202-2021 tillsynsbegäran.docx
+++ b/tillsyn/A 74202-2021 tillsynsbegäran.docx
@@ -285,7 +285,7 @@
     <w:r>
       <w:tab/>
       <w:tab/>
-      <w:t>2026-07-22</w:t>
+      <w:t>2026-07-23</w:t>
       <w:br/>
       <w:br/>
     </w:r>

--- a/tillsyn/A 74202-2021 tillsynsbegäran.docx
+++ b/tillsyn/A 74202-2021 tillsynsbegäran.docx
@@ -285,7 +285,7 @@
     <w:r>
       <w:tab/>
       <w:tab/>
-      <w:t>2026-07-23</w:t>
+      <w:t>2026-07-24</w:t>
       <w:br/>
       <w:br/>
     </w:r>

--- a/tillsyn/A 74202-2021 tillsynsbegäran.docx
+++ b/tillsyn/A 74202-2021 tillsynsbegäran.docx
@@ -285,7 +285,7 @@
     <w:r>
       <w:tab/>
       <w:tab/>
-      <w:t>2026-07-24</w:t>
+      <w:t>2026-07-25</w:t>
       <w:br/>
       <w:br/>
     </w:r>

--- a/tillsyn/A 74202-2021 tillsynsbegäran.docx
+++ b/tillsyn/A 74202-2021 tillsynsbegäran.docx
@@ -285,7 +285,7 @@
     <w:r>
       <w:tab/>
       <w:tab/>
-      <w:t>2026-07-25</w:t>
+      <w:t>2026-07-26</w:t>
       <w:br/>
       <w:br/>
     </w:r>

--- a/tillsyn/A 74202-2021 tillsynsbegäran.docx
+++ b/tillsyn/A 74202-2021 tillsynsbegäran.docx
@@ -285,7 +285,7 @@
     <w:r>
       <w:tab/>
       <w:tab/>
-      <w:t>2026-07-26</w:t>
+      <w:t>2026-07-27</w:t>
       <w:br/>
       <w:br/>
     </w:r>

--- a/tillsyn/A 74202-2021 tillsynsbegäran.docx
+++ b/tillsyn/A 74202-2021 tillsynsbegäran.docx
@@ -285,7 +285,7 @@
     <w:r>
       <w:tab/>
       <w:tab/>
-      <w:t>2026-07-27</w:t>
+      <w:t>2026-07-28</w:t>
       <w:br/>
       <w:br/>
     </w:r>

--- a/tillsyn/A 74202-2021 tillsynsbegäran.docx
+++ b/tillsyn/A 74202-2021 tillsynsbegäran.docx
@@ -285,7 +285,7 @@
     <w:r>
       <w:tab/>
       <w:tab/>
-      <w:t>2026-07-28</w:t>
+      <w:t>2026-07-29</w:t>
       <w:br/>
       <w:br/>
     </w:r>

--- a/tillsyn/A 74202-2021 tillsynsbegäran.docx
+++ b/tillsyn/A 74202-2021 tillsynsbegäran.docx
@@ -285,7 +285,7 @@
     <w:r>
       <w:tab/>
       <w:tab/>
-      <w:t>2026-07-29</w:t>
+      <w:t>2026-07-30</w:t>
       <w:br/>
       <w:br/>
     </w:r>

--- a/tillsyn/A 74202-2021 tillsynsbegäran.docx
+++ b/tillsyn/A 74202-2021 tillsynsbegäran.docx
@@ -285,7 +285,7 @@
     <w:r>
       <w:tab/>
       <w:tab/>
-      <w:t>2026-07-30</w:t>
+      <w:t>2026-07-31</w:t>
       <w:br/>
       <w:br/>
     </w:r>

--- a/tillsyn/A 74202-2021 tillsynsbegäran.docx
+++ b/tillsyn/A 74202-2021 tillsynsbegäran.docx
@@ -285,7 +285,7 @@
     <w:r>
       <w:tab/>
       <w:tab/>
-      <w:t>2026-07-31</w:t>
+      <w:t>2026-08-01</w:t>
       <w:br/>
       <w:br/>
     </w:r>

--- a/tillsyn/A 74202-2021 tillsynsbegäran.docx
+++ b/tillsyn/A 74202-2021 tillsynsbegäran.docx
@@ -285,7 +285,7 @@
     <w:r>
       <w:tab/>
       <w:tab/>
-      <w:t>2026-08-01</w:t>
+      <w:t>2026-08-02</w:t>
       <w:br/>
       <w:br/>
     </w:r>

--- a/tillsyn/A 74202-2021 tillsynsbegäran.docx
+++ b/tillsyn/A 74202-2021 tillsynsbegäran.docx
@@ -285,7 +285,7 @@
     <w:r>
       <w:tab/>
       <w:tab/>
-      <w:t>2026-08-02</w:t>
+      <w:t>2026-08-03</w:t>
       <w:br/>
       <w:br/>
     </w:r>

--- a/tillsyn/A 74202-2021 tillsynsbegäran.docx
+++ b/tillsyn/A 74202-2021 tillsynsbegäran.docx
@@ -285,7 +285,7 @@
     <w:r>
       <w:tab/>
       <w:tab/>
-      <w:t>2026-08-03</w:t>
+      <w:t>2026-08-05</w:t>
       <w:br/>
       <w:br/>
     </w:r>

--- a/tillsyn/A 74202-2021 tillsynsbegäran.docx
+++ b/tillsyn/A 74202-2021 tillsynsbegäran.docx
@@ -285,7 +285,7 @@
     <w:r>
       <w:tab/>
       <w:tab/>
-      <w:t>2026-08-05</w:t>
+      <w:t>2026-08-07</w:t>
       <w:br/>
       <w:br/>
     </w:r>

--- a/tillsyn/A 74202-2021 tillsynsbegäran.docx
+++ b/tillsyn/A 74202-2021 tillsynsbegäran.docx
@@ -285,7 +285,7 @@
     <w:r>
       <w:tab/>
       <w:tab/>
-      <w:t>2026-08-07</w:t>
+      <w:t>2026-08-08</w:t>
       <w:br/>
       <w:br/>
     </w:r>

--- a/tillsyn/A 74202-2021 tillsynsbegäran.docx
+++ b/tillsyn/A 74202-2021 tillsynsbegäran.docx
@@ -60,7 +60,7 @@
         <w:spacing w:after="240"/>
       </w:pPr>
       <w:r>
-        <w:t>Figur 1. Fyndplatser för naturvårdsarter inom 19 meter från avverkningsanmälan. Markörer utan svart kant är placerade på fyndplatsen. Markörer med svart kant är placerade vid sidan av fyndplatsen har ett svart streck som visar fyndplatsens exakta position. Kartans mittpunktskoordinat är N 6429344, E 526160 i SWEREF 99 TM.</w:t>
+        <w:t>Figur 1. Fyndplatser för naturvårdsarter inom 19 meter från avverkningsanmälan. Markörer utan svart kant är placerade på fyndplatsen. Markörer med svart kant är placerade vid sidan av fyndplatsen och har ett svart streck som visar fyndplatsens exakta position. Kartans mittpunktskoordinat är N 6429344, E 526160 i SWEREF 99 TM.</w:t>
       </w:r>
     </w:p>
     <w:p>
@@ -285,7 +285,7 @@
     <w:r>
       <w:tab/>
       <w:tab/>
-      <w:t>2026-08-14</w:t>
+      <w:t>2026-08-15</w:t>
       <w:br/>
       <w:br/>
     </w:r>

--- a/tillsyn/A 74202-2021 tillsynsbegäran.docx
+++ b/tillsyn/A 74202-2021 tillsynsbegäran.docx
@@ -285,7 +285,7 @@
     <w:r>
       <w:tab/>
       <w:tab/>
-      <w:t>2026-08-15</w:t>
+      <w:t>2026-08-16</w:t>
       <w:br/>
       <w:br/>
     </w:r>

--- a/tillsyn/A 74202-2021 tillsynsbegäran.docx
+++ b/tillsyn/A 74202-2021 tillsynsbegäran.docx
@@ -285,7 +285,7 @@
     <w:r>
       <w:tab/>
       <w:tab/>
-      <w:t>2026-08-16</w:t>
+      <w:t>2026-08-17</w:t>
       <w:br/>
       <w:br/>
     </w:r>

--- a/tillsyn/A 74202-2021 tillsynsbegäran.docx
+++ b/tillsyn/A 74202-2021 tillsynsbegäran.docx
@@ -285,7 +285,7 @@
     <w:r>
       <w:tab/>
       <w:tab/>
-      <w:t>2026-08-17</w:t>
+      <w:t>2026-08-18</w:t>
       <w:br/>
       <w:br/>
     </w:r>

--- a/tillsyn/A 74202-2021 tillsynsbegäran.docx
+++ b/tillsyn/A 74202-2021 tillsynsbegäran.docx
@@ -285,7 +285,7 @@
     <w:r>
       <w:tab/>
       <w:tab/>
-      <w:t>2026-08-18</w:t>
+      <w:t>2026-08-19</w:t>
       <w:br/>
       <w:br/>
     </w:r>

--- a/tillsyn/A 74202-2021 tillsynsbegäran.docx
+++ b/tillsyn/A 74202-2021 tillsynsbegäran.docx
@@ -285,7 +285,7 @@
     <w:r>
       <w:tab/>
       <w:tab/>
-      <w:t>2026-08-19</w:t>
+      <w:t>2026-08-20</w:t>
       <w:br/>
       <w:br/>
     </w:r>

--- a/tillsyn/A 74202-2021 tillsynsbegäran.docx
+++ b/tillsyn/A 74202-2021 tillsynsbegäran.docx
@@ -285,7 +285,7 @@
     <w:r>
       <w:tab/>
       <w:tab/>
-      <w:t>2026-08-20</w:t>
+      <w:t>2026-08-21</w:t>
       <w:br/>
       <w:br/>
     </w:r>

--- a/tillsyn/A 74202-2021 tillsynsbegäran.docx
+++ b/tillsyn/A 74202-2021 tillsynsbegäran.docx
@@ -285,7 +285,7 @@
     <w:r>
       <w:tab/>
       <w:tab/>
-      <w:t>2026-08-21</w:t>
+      <w:t>2026-08-22</w:t>
       <w:br/>
       <w:br/>
     </w:r>

--- a/tillsyn/A 74202-2021 tillsynsbegäran.docx
+++ b/tillsyn/A 74202-2021 tillsynsbegäran.docx
@@ -285,7 +285,7 @@
     <w:r>
       <w:tab/>
       <w:tab/>
-      <w:t>2026-08-22</w:t>
+      <w:t>2026-08-23</w:t>
       <w:br/>
       <w:br/>
     </w:r>

--- a/tillsyn/A 74202-2021 tillsynsbegäran.docx
+++ b/tillsyn/A 74202-2021 tillsynsbegäran.docx
@@ -285,7 +285,7 @@
     <w:r>
       <w:tab/>
       <w:tab/>
-      <w:t>2026-08-23</w:t>
+      <w:t>2026-08-24</w:t>
       <w:br/>
       <w:br/>
     </w:r>

--- a/tillsyn/A 74202-2021 tillsynsbegäran.docx
+++ b/tillsyn/A 74202-2021 tillsynsbegäran.docx
@@ -285,7 +285,7 @@
     <w:r>
       <w:tab/>
       <w:tab/>
-      <w:t>2026-08-24</w:t>
+      <w:t>2026-08-25</w:t>
       <w:br/>
       <w:br/>
     </w:r>

--- a/tillsyn/A 74202-2021 tillsynsbegäran.docx
+++ b/tillsyn/A 74202-2021 tillsynsbegäran.docx
@@ -285,7 +285,7 @@
     <w:r>
       <w:tab/>
       <w:tab/>
-      <w:t>2026-08-25</w:t>
+      <w:t>2026-08-26</w:t>
       <w:br/>
       <w:br/>
     </w:r>

--- a/tillsyn/A 74202-2021 tillsynsbegäran.docx
+++ b/tillsyn/A 74202-2021 tillsynsbegäran.docx
@@ -285,7 +285,7 @@
     <w:r>
       <w:tab/>
       <w:tab/>
-      <w:t>2026-08-26</w:t>
+      <w:t>2026-08-27</w:t>
       <w:br/>
       <w:br/>
     </w:r>

--- a/tillsyn/A 74202-2021 tillsynsbegäran.docx
+++ b/tillsyn/A 74202-2021 tillsynsbegäran.docx
@@ -285,7 +285,7 @@
     <w:r>
       <w:tab/>
       <w:tab/>
-      <w:t>2026-08-27</w:t>
+      <w:t>2026-08-28</w:t>
       <w:br/>
       <w:br/>
     </w:r>

--- a/tillsyn/A 74202-2021 tillsynsbegäran.docx
+++ b/tillsyn/A 74202-2021 tillsynsbegäran.docx
@@ -285,7 +285,7 @@
     <w:r>
       <w:tab/>
       <w:tab/>
-      <w:t>2026-08-28</w:t>
+      <w:t>2026-08-29</w:t>
       <w:br/>
       <w:br/>
     </w:r>

--- a/tillsyn/A 74202-2021 tillsynsbegäran.docx
+++ b/tillsyn/A 74202-2021 tillsynsbegäran.docx
@@ -285,7 +285,7 @@
     <w:r>
       <w:tab/>
       <w:tab/>
-      <w:t>2026-08-29</w:t>
+      <w:t>2026-08-31</w:t>
       <w:br/>
       <w:br/>
     </w:r>

--- a/tillsyn/A 74202-2021 tillsynsbegäran.docx
+++ b/tillsyn/A 74202-2021 tillsynsbegäran.docx
@@ -285,7 +285,7 @@
     <w:r>
       <w:tab/>
       <w:tab/>
-      <w:t>2026-08-31</w:t>
+      <w:t>2026-09-01</w:t>
       <w:br/>
       <w:br/>
     </w:r>

--- a/tillsyn/A 74202-2021 tillsynsbegäran.docx
+++ b/tillsyn/A 74202-2021 tillsynsbegäran.docx
@@ -285,7 +285,7 @@
     <w:r>
       <w:tab/>
       <w:tab/>
-      <w:t>2026-09-01</w:t>
+      <w:t>2026-09-02</w:t>
       <w:br/>
       <w:br/>
     </w:r>

--- a/tillsyn/A 74202-2021 tillsynsbegäran.docx
+++ b/tillsyn/A 74202-2021 tillsynsbegäran.docx
@@ -285,7 +285,7 @@
     <w:r>
       <w:tab/>
       <w:tab/>
-      <w:t>2026-09-02</w:t>
+      <w:t>2026-09-03</w:t>
       <w:br/>
       <w:br/>
     </w:r>

--- a/tillsyn/A 74202-2021 tillsynsbegäran.docx
+++ b/tillsyn/A 74202-2021 tillsynsbegäran.docx
@@ -285,7 +285,7 @@
     <w:r>
       <w:tab/>
       <w:tab/>
-      <w:t>2026-09-03</w:t>
+      <w:t>2026-09-04</w:t>
       <w:br/>
       <w:br/>
     </w:r>

--- a/tillsyn/A 74202-2021 tillsynsbegäran.docx
+++ b/tillsyn/A 74202-2021 tillsynsbegäran.docx
@@ -285,7 +285,7 @@
     <w:r>
       <w:tab/>
       <w:tab/>
-      <w:t>2026-09-04</w:t>
+      <w:t>2026-09-05</w:t>
       <w:br/>
       <w:br/>
     </w:r>

--- a/tillsyn/A 74202-2021 tillsynsbegäran.docx
+++ b/tillsyn/A 74202-2021 tillsynsbegäran.docx
@@ -285,7 +285,7 @@
     <w:r>
       <w:tab/>
       <w:tab/>
-      <w:t>2026-09-05</w:t>
+      <w:t>2026-09-06</w:t>
       <w:br/>
       <w:br/>
     </w:r>

--- a/tillsyn/A 74202-2021 tillsynsbegäran.docx
+++ b/tillsyn/A 74202-2021 tillsynsbegäran.docx
@@ -285,7 +285,7 @@
     <w:r>
       <w:tab/>
       <w:tab/>
-      <w:t>2026-09-06</w:t>
+      <w:t>2026-09-07</w:t>
       <w:br/>
       <w:br/>
     </w:r>

--- a/tillsyn/A 74202-2021 tillsynsbegäran.docx
+++ b/tillsyn/A 74202-2021 tillsynsbegäran.docx
@@ -285,7 +285,7 @@
     <w:r>
       <w:tab/>
       <w:tab/>
-      <w:t>2026-09-07</w:t>
+      <w:t>2026-09-08</w:t>
       <w:br/>
       <w:br/>
     </w:r>

--- a/tillsyn/A 74202-2021 tillsynsbegäran.docx
+++ b/tillsyn/A 74202-2021 tillsynsbegäran.docx
@@ -285,7 +285,7 @@
     <w:r>
       <w:tab/>
       <w:tab/>
-      <w:t>2026-09-08</w:t>
+      <w:t>2026-09-09</w:t>
       <w:br/>
       <w:br/>
     </w:r>

--- a/tillsyn/A 74202-2021 tillsynsbegäran.docx
+++ b/tillsyn/A 74202-2021 tillsynsbegäran.docx
@@ -285,7 +285,7 @@
     <w:r>
       <w:tab/>
       <w:tab/>
-      <w:t>2026-09-09</w:t>
+      <w:t>2026-09-10</w:t>
       <w:br/>
       <w:br/>
     </w:r>

--- a/tillsyn/A 74202-2021 tillsynsbegäran.docx
+++ b/tillsyn/A 74202-2021 tillsynsbegäran.docx
@@ -285,7 +285,7 @@
     <w:r>
       <w:tab/>
       <w:tab/>
-      <w:t>2026-09-10</w:t>
+      <w:t>2026-09-11</w:t>
       <w:br/>
       <w:br/>
     </w:r>

--- a/tillsyn/A 74202-2021 tillsynsbegäran.docx
+++ b/tillsyn/A 74202-2021 tillsynsbegäran.docx
@@ -285,7 +285,7 @@
     <w:r>
       <w:tab/>
       <w:tab/>
-      <w:t>2026-09-11</w:t>
+      <w:t>2026-09-12</w:t>
       <w:br/>
       <w:br/>
     </w:r>
